--- a/lessons/chapters/build/word/Teacher_Reference.docx
+++ b/lessons/chapters/build/word/Teacher_Reference.docx
@@ -493,23 +493,25 @@
         </w:tc>
       </w:tr>
     </w:tbl>
-    <w:bookmarkStart w:id="11" w:name="part-one---the-shape-of-the-library"/>
     <w:p>
       <w:pPr>
         <w:pStyle w:val="Heading1"/>
       </w:pPr>
+      <w:bookmarkStart w:id="9" w:name="_ba21cc9d8f6b66aadcee7e6dd522c3ba3791ef3"/>
       <w:r>
         <w:t xml:space="preserve">Part One - The shape of the library</w:t>
       </w:r>
+      <w:bookmarkEnd w:id="9"/>
     </w:p>
-    <w:bookmarkStart w:id="9" w:name="r.1-the-family-tree"/>
     <w:p>
       <w:pPr>
         <w:pStyle w:val="Heading2"/>
       </w:pPr>
+      <w:bookmarkStart w:id="10" w:name="_cd9a8741dfe0ae1082cf01f4dd037e281ad0ee7"/>
       <w:r>
         <w:t xml:space="preserve">R.1  The family tree</w:t>
       </w:r>
+      <w:bookmarkEnd w:id="10"/>
     </w:p>
     <w:p>
       <w:pPr>
@@ -743,15 +745,15 @@
         <w:t xml:space="preserve">appear in this reference alone.</w:t>
       </w:r>
     </w:p>
-    <w:bookmarkEnd w:id="9"/>
-    <w:bookmarkStart w:id="10" w:name="r.2-how-a-student-class-fits"/>
     <w:p>
       <w:pPr>
         <w:pStyle w:val="Heading2"/>
       </w:pPr>
+      <w:bookmarkStart w:id="11" w:name="_91f887c3d03bfa02dc5360bec3c73092656636c"/>
       <w:r>
         <w:t xml:space="preserve">R.2  How a student class fits</w:t>
       </w:r>
+      <w:bookmarkEnd w:id="11"/>
     </w:p>
     <w:p>
       <w:pPr>
@@ -1103,13 +1105,11 @@
         <w:t xml:space="preserve">, so any subclass, including a nested class in a tab, can use it.</w:t>
       </w:r>
     </w:p>
-    <w:bookmarkEnd w:id="10"/>
-    <w:bookmarkEnd w:id="11"/>
-    <w:bookmarkStart w:id="17" w:name="part-two---sprite-the-base"/>
     <w:p>
       <w:pPr>
         <w:pStyle w:val="Heading1"/>
       </w:pPr>
+      <w:bookmarkStart w:id="12" w:name="_1f6cb6dd97d74710e41955c9923fe7d59ec1f28"/>
       <w:r>
         <w:t xml:space="preserve">Part Two -</w:t>
       </w:r>
@@ -1125,15 +1125,17 @@
       <w:r>
         <w:t xml:space="preserve">, the base</w:t>
       </w:r>
+      <w:bookmarkEnd w:id="12"/>
     </w:p>
-    <w:bookmarkStart w:id="12" w:name="r.3-fields"/>
     <w:p>
       <w:pPr>
         <w:pStyle w:val="Heading2"/>
       </w:pPr>
+      <w:bookmarkStart w:id="13" w:name="_8985b776919a9fcda888343fea2857f28c6d100"/>
       <w:r>
         <w:t xml:space="preserve">R.3  Fields</w:t>
       </w:r>
+      <w:bookmarkEnd w:id="13"/>
     </w:p>
     <w:tbl>
       <w:tblPr>
@@ -1552,15 +1554,15 @@
         </w:tc>
       </w:tr>
     </w:tbl>
-    <w:bookmarkEnd w:id="12"/>
-    <w:bookmarkStart w:id="13" w:name="r.4-constructors"/>
     <w:p>
       <w:pPr>
         <w:pStyle w:val="Heading2"/>
       </w:pPr>
+      <w:bookmarkStart w:id="14" w:name="_4fdadcbe0b879f03e3f531aa2fdb310884932b4"/>
       <w:r>
         <w:t xml:space="preserve">R.4  Constructors</w:t>
       </w:r>
+      <w:bookmarkEnd w:id="14"/>
     </w:p>
     <w:tbl>
       <w:tblPr>
@@ -1724,7 +1726,7 @@
     </w:tbl>
     <w:p>
       <w:pPr>
-        <w:pStyle w:val="BodyText"/>
+        <w:pStyle w:val="FirstParagraph"/>
       </w:pPr>
       <w:r>
         <w:rPr>
@@ -1763,15 +1765,15 @@
         <w:t xml:space="preserve">.</w:t>
       </w:r>
     </w:p>
-    <w:bookmarkEnd w:id="13"/>
-    <w:bookmarkStart w:id="14" w:name="r.5-moving"/>
     <w:p>
       <w:pPr>
         <w:pStyle w:val="Heading2"/>
       </w:pPr>
+      <w:bookmarkStart w:id="15" w:name="_bbb75c7d924527af062f12a3d18eda077aded3a"/>
       <w:r>
         <w:t xml:space="preserve">R.5  Moving</w:t>
       </w:r>
+      <w:bookmarkEnd w:id="15"/>
     </w:p>
     <w:tbl>
       <w:tblPr>
@@ -2253,7 +2255,7 @@
     </w:tbl>
     <w:p>
       <w:pPr>
-        <w:pStyle w:val="BodyText"/>
+        <w:pStyle w:val="FirstParagraph"/>
       </w:pPr>
       <w:r>
         <w:rPr>
@@ -2358,15 +2360,15 @@
         <w:t xml:space="preserve">shows the stripe this makes.</w:t>
       </w:r>
     </w:p>
-    <w:bookmarkEnd w:id="14"/>
-    <w:bookmarkStart w:id="15" w:name="r.6-the-two-input-methods"/>
     <w:p>
       <w:pPr>
         <w:pStyle w:val="Heading2"/>
       </w:pPr>
+      <w:bookmarkStart w:id="16" w:name="_60f3cb973fda43790c7ff817a7e4fd37a13165e"/>
       <w:r>
         <w:t xml:space="preserve">R.6  The two input methods</w:t>
       </w:r>
+      <w:bookmarkEnd w:id="16"/>
     </w:p>
     <w:p>
       <w:pPr>
@@ -2615,7 +2617,7 @@
     </w:tbl>
     <w:p>
       <w:pPr>
-        <w:pStyle w:val="BodyText"/>
+        <w:pStyle w:val="FirstParagraph"/>
       </w:pPr>
       <w:r>
         <w:t xml:space="preserve">Three consequences, all verified, and all taught in Chapter 4.  The speed is</w:t>
@@ -3408,15 +3410,15 @@
         <w:t xml:space="preserve">and stays perfectly still.  Chapter 4 shows it.</w:t>
       </w:r>
     </w:p>
-    <w:bookmarkEnd w:id="15"/>
-    <w:bookmarkStart w:id="16" w:name="r.7-the-vectors-it-hands-out"/>
     <w:p>
       <w:pPr>
         <w:pStyle w:val="Heading2"/>
       </w:pPr>
+      <w:bookmarkStart w:id="17" w:name="_9234df48e65dc9d78b9eae06c0fb596f65a2a9e"/>
       <w:r>
         <w:t xml:space="preserve">R.7  The vectors it hands out</w:t>
       </w:r>
+      <w:bookmarkEnd w:id="17"/>
     </w:p>
     <w:p>
       <w:pPr>
@@ -3869,7 +3871,7 @@
     </w:tbl>
     <w:p>
       <w:pPr>
-        <w:pStyle w:val="BodyText"/>
+        <w:pStyle w:val="FirstParagraph"/>
       </w:pPr>
       <w:r>
         <w:t xml:space="preserve">The chapters use only the</w:t>
@@ -3935,13 +3937,11 @@
         <w:t xml:space="preserve">living in this library.  The suggested fix is in Part Five.</w:t>
       </w:r>
     </w:p>
-    <w:bookmarkEnd w:id="16"/>
-    <w:bookmarkEnd w:id="17"/>
-    <w:bookmarkStart w:id="27" w:name="X7a33fa64d5a9d280ce855db74009f6e5ba8087b"/>
     <w:p>
       <w:pPr>
         <w:pStyle w:val="Heading1"/>
       </w:pPr>
+      <w:bookmarkStart w:id="18" w:name="_7a33fa64d5a9d280ce855db74009f6e5ba8087b"/>
       <w:r>
         <w:t xml:space="preserve">Part Three -</w:t>
       </w:r>
@@ -3957,12 +3957,13 @@
       <w:r>
         <w:t xml:space="preserve">, and why the course builds on it</w:t>
       </w:r>
+      <w:bookmarkEnd w:id="18"/>
     </w:p>
-    <w:bookmarkStart w:id="18" w:name="r.8-blob"/>
     <w:p>
       <w:pPr>
         <w:pStyle w:val="Heading2"/>
       </w:pPr>
+      <w:bookmarkStart w:id="19" w:name="_1407f6d93f9c0bed074a81596e1361dcf0600e4"/>
       <w:r>
         <w:t xml:space="preserve">R.8 </w:t>
       </w:r>
@@ -3975,6 +3976,7 @@
         </w:rPr>
         <w:t xml:space="preserve">Blob</w:t>
       </w:r>
+      <w:bookmarkEnd w:id="19"/>
     </w:p>
     <w:tbl>
       <w:tblPr>
@@ -4316,12 +4318,11 @@
         </w:tc>
       </w:tr>
     </w:tbl>
-    <w:bookmarkEnd w:id="18"/>
-    <w:bookmarkStart w:id="19" w:name="r.9-why-blob"/>
     <w:p>
       <w:pPr>
         <w:pStyle w:val="Heading2"/>
       </w:pPr>
+      <w:bookmarkStart w:id="20" w:name="_18f0d153c98f9291f2c8648f855fd6d77b21b26"/>
       <w:r>
         <w:t xml:space="preserve">R.9  Why</w:t>
       </w:r>
@@ -4334,6 +4335,7 @@
         </w:rPr>
         <w:t xml:space="preserve">Blob</w:t>
       </w:r>
+      <w:bookmarkEnd w:id="20"/>
     </w:p>
     <w:p>
       <w:pPr>
@@ -5521,15 +5523,15 @@
         <w:t xml:space="preserve">Chapter 2's whole Part Three rests on it.</w:t>
       </w:r>
     </w:p>
-    <w:bookmarkEnd w:id="19"/>
-    <w:bookmarkStart w:id="26" w:name="X427dfed615d086d8ca3d6fe5cda11a8f34df3b4"/>
     <w:p>
       <w:pPr>
         <w:pStyle w:val="Heading2"/>
       </w:pPr>
+      <w:bookmarkStart w:id="21" w:name="_427dfed615d086d8ca3d6fe5cda11a8f34df3b4"/>
       <w:r>
         <w:t xml:space="preserve">R.10  Style leaks from one sprite to the next</w:t>
       </w:r>
+      <w:bookmarkEnd w:id="21"/>
     </w:p>
     <w:p>
       <w:pPr>
@@ -5700,18 +5702,18 @@
           <wp:inline>
             <wp:extent cx="3108960" cy="1554480"/>
             <wp:effectExtent b="0" l="0" r="0" t="0"/>
-            <wp:docPr descr="" title="" id="21" name="Picture"/>
+            <wp:docPr descr="" title="" id="23" name="Picture"/>
             <a:graphic>
               <a:graphicData uri="http://schemas.openxmlformats.org/drawingml/2006/picture">
                 <pic:pic>
                   <pic:nvPicPr>
-                    <pic:cNvPr descr="lessons/chapters\screenshots/api_Leak1.png" id="22" name="Picture"/>
+                    <pic:cNvPr descr="lessons/chapters/screenshots/api_Leak1.png" id="24" name="Picture"/>
                     <pic:cNvPicPr>
                       <a:picLocks noChangeArrowheads="1" noChangeAspect="1"/>
                     </pic:cNvPicPr>
                   </pic:nvPicPr>
                   <pic:blipFill>
-                    <a:blip r:embed="rId20"/>
+                    <a:blip r:embed="rId22"/>
                     <a:stretch>
                       <a:fillRect/>
                     </a:stretch>
@@ -5763,18 +5765,18 @@
           <wp:inline>
             <wp:extent cx="3108960" cy="1554480"/>
             <wp:effectExtent b="0" l="0" r="0" t="0"/>
-            <wp:docPr descr="" title="" id="24" name="Picture"/>
+            <wp:docPr descr="" title="" id="26" name="Picture"/>
             <a:graphic>
               <a:graphicData uri="http://schemas.openxmlformats.org/drawingml/2006/picture">
                 <pic:pic>
                   <pic:nvPicPr>
-                    <pic:cNvPr descr="lessons/chapters\screenshots/api_Leak.png" id="25" name="Picture"/>
+                    <pic:cNvPr descr="lessons/chapters/screenshots/api_Leak.png" id="27" name="Picture"/>
                     <pic:cNvPicPr>
                       <a:picLocks noChangeArrowheads="1" noChangeAspect="1"/>
                     </pic:cNvPicPr>
                   </pic:nvPicPr>
                   <pic:blipFill>
-                    <a:blip r:embed="rId23"/>
+                    <a:blip r:embed="rId25"/>
                     <a:stretch>
                       <a:fillRect/>
                     </a:stretch>
@@ -5885,22 +5887,21 @@
         <w:t xml:space="preserve">sets everything it needs.</w:t>
       </w:r>
     </w:p>
-    <w:bookmarkEnd w:id="26"/>
-    <w:bookmarkEnd w:id="27"/>
-    <w:bookmarkStart w:id="35" w:name="part-four---the-rest-of-the-family"/>
     <w:p>
       <w:pPr>
         <w:pStyle w:val="Heading1"/>
       </w:pPr>
+      <w:bookmarkStart w:id="28" w:name="_0aa852efabd48ba168a630171acbd9d08ffc525"/>
       <w:r>
         <w:t xml:space="preserve">Part Four - The rest of the family</w:t>
       </w:r>
+      <w:bookmarkEnd w:id="28"/>
     </w:p>
-    <w:bookmarkStart w:id="28" w:name="r.11-block"/>
     <w:p>
       <w:pPr>
         <w:pStyle w:val="Heading2"/>
       </w:pPr>
+      <w:bookmarkStart w:id="29" w:name="_e93e8883fce05bd0a65af02039dba37da123ae5"/>
       <w:r>
         <w:t xml:space="preserve">R.11 </w:t>
       </w:r>
@@ -5913,6 +5914,7 @@
         </w:rPr>
         <w:t xml:space="preserve">Block</w:t>
       </w:r>
+      <w:bookmarkEnd w:id="29"/>
     </w:p>
     <w:tbl>
       <w:tblPr>
@@ -6125,7 +6127,7 @@
     </w:tbl>
     <w:p>
       <w:pPr>
-        <w:pStyle w:val="BodyText"/>
+        <w:pStyle w:val="FirstParagraph"/>
       </w:pPr>
       <w:r>
         <w:t xml:space="preserve">A</w:t>
@@ -6179,12 +6181,11 @@
         <w:t xml:space="preserve">R.9's trade-off 5:  a point at its corner.</w:t>
       </w:r>
     </w:p>
-    <w:bookmarkEnd w:id="28"/>
-    <w:bookmarkStart w:id="29" w:name="r.12-screenbehavior"/>
     <w:p>
       <w:pPr>
         <w:pStyle w:val="Heading2"/>
       </w:pPr>
+      <w:bookmarkStart w:id="30" w:name="_ccded637da659765b0f7618567c37f200a87c55"/>
       <w:r>
         <w:t xml:space="preserve">R.12 </w:t>
       </w:r>
@@ -6197,6 +6198,7 @@
         </w:rPr>
         <w:t xml:space="preserve">ScreenBehavior</w:t>
       </w:r>
+      <w:bookmarkEnd w:id="30"/>
     </w:p>
     <w:p>
       <w:pPr>
@@ -6529,7 +6531,7 @@
     </w:tbl>
     <w:p>
       <w:pPr>
-        <w:pStyle w:val="BodyText"/>
+        <w:pStyle w:val="FirstParagraph"/>
       </w:pPr>
       <w:r>
         <w:t xml:space="preserve">Chapter 7 offers</w:t>
@@ -6562,12 +6564,11 @@
         <w:t xml:space="preserve">at the same time.</w:t>
       </w:r>
     </w:p>
-    <w:bookmarkEnd w:id="29"/>
-    <w:bookmarkStart w:id="30" w:name="r.13-imagesprite"/>
     <w:p>
       <w:pPr>
         <w:pStyle w:val="Heading2"/>
       </w:pPr>
+      <w:bookmarkStart w:id="31" w:name="_ccfa3f191fc57166c6bffc959ae1ae009ea2252"/>
       <w:r>
         <w:t xml:space="preserve">R.13 </w:t>
       </w:r>
@@ -6580,6 +6581,7 @@
         </w:rPr>
         <w:t xml:space="preserve">ImageSprite</w:t>
       </w:r>
+      <w:bookmarkEnd w:id="31"/>
     </w:p>
     <w:p>
       <w:pPr>
@@ -7013,7 +7015,7 @@
     </w:tbl>
     <w:p>
       <w:pPr>
-        <w:pStyle w:val="BodyText"/>
+        <w:pStyle w:val="FirstParagraph"/>
       </w:pPr>
       <w:r>
         <w:t xml:space="preserve">The image loads once, in the constructor, from the sketch's</w:t>
@@ -7161,12 +7163,11 @@
         <w:t xml:space="preserve">code."</w:t>
       </w:r>
     </w:p>
-    <w:bookmarkEnd w:id="30"/>
-    <w:bookmarkStart w:id="31" w:name="r.14-compoundsprite"/>
     <w:p>
       <w:pPr>
         <w:pStyle w:val="Heading2"/>
       </w:pPr>
+      <w:bookmarkStart w:id="32" w:name="_f539ef451ba4d83b8173c1523ea55a6975157e3"/>
       <w:r>
         <w:t xml:space="preserve">R.14 </w:t>
       </w:r>
@@ -7179,6 +7180,7 @@
         </w:rPr>
         <w:t xml:space="preserve">CompoundSprite</w:t>
       </w:r>
+      <w:bookmarkEnd w:id="32"/>
     </w:p>
     <w:p>
       <w:pPr>
@@ -7626,7 +7628,7 @@
     </w:tbl>
     <w:p>
       <w:pPr>
-        <w:pStyle w:val="BodyText"/>
+        <w:pStyle w:val="FirstParagraph"/>
       </w:pPr>
       <w:r>
         <w:t xml:space="preserve">Two consequences. </w:t>
@@ -7836,12 +7838,11 @@
         <w:t xml:space="preserve">.</w:t>
       </w:r>
     </w:p>
-    <w:bookmarkEnd w:id="31"/>
-    <w:bookmarkStart w:id="32" w:name="r.15-animatedsprite"/>
     <w:p>
       <w:pPr>
         <w:pStyle w:val="Heading2"/>
       </w:pPr>
+      <w:bookmarkStart w:id="33" w:name="_9a969ae047662a0be572040c47c1667599a6163"/>
       <w:r>
         <w:t xml:space="preserve">R.15 </w:t>
       </w:r>
@@ -7854,6 +7855,7 @@
         </w:rPr>
         <w:t xml:space="preserve">AnimatedSprite</w:t>
       </w:r>
+      <w:bookmarkEnd w:id="33"/>
     </w:p>
     <w:p>
       <w:pPr>
@@ -8351,7 +8353,7 @@
     </w:tbl>
     <w:p>
       <w:pPr>
-        <w:pStyle w:val="BodyText"/>
+        <w:pStyle w:val="FirstParagraph"/>
       </w:pPr>
       <w:r>
         <w:t xml:space="preserve">Both spellings of the builder methods exist,</w:t>
@@ -8435,12 +8437,11 @@
         <w:t xml:space="preserve">frame under the current one still carries its own unused radius and color.</w:t>
       </w:r>
     </w:p>
-    <w:bookmarkEnd w:id="32"/>
-    <w:bookmarkStart w:id="33" w:name="r.16-vector2d"/>
     <w:p>
       <w:pPr>
         <w:pStyle w:val="Heading2"/>
       </w:pPr>
+      <w:bookmarkStart w:id="34" w:name="_df74468a8a2f2933397361ed1d9bae697d779f9"/>
       <w:r>
         <w:t xml:space="preserve">R.16 </w:t>
       </w:r>
@@ -8453,6 +8454,7 @@
         </w:rPr>
         <w:t xml:space="preserve">Vector2D</w:t>
       </w:r>
+      <w:bookmarkEnd w:id="34"/>
     </w:p>
     <w:p>
       <w:pPr>
@@ -9181,12 +9183,11 @@
         <w:t xml:space="preserve">No chapter uses it.</w:t>
       </w:r>
     </w:p>
-    <w:bookmarkEnd w:id="33"/>
-    <w:bookmarkStart w:id="34" w:name="r.17-event"/>
     <w:p>
       <w:pPr>
         <w:pStyle w:val="Heading2"/>
       </w:pPr>
+      <w:bookmarkStart w:id="35" w:name="_88d1962be98a20fc74bee3fe739b780f44edd39"/>
       <w:r>
         <w:t xml:space="preserve">R.17 </w:t>
       </w:r>
@@ -9199,6 +9200,7 @@
         </w:rPr>
         <w:t xml:space="preserve">Event</w:t>
       </w:r>
+      <w:bookmarkEnd w:id="35"/>
     </w:p>
     <w:p>
       <w:pPr>
@@ -9447,7 +9449,7 @@
     </w:tbl>
     <w:p>
       <w:pPr>
-        <w:pStyle w:val="BodyText"/>
+        <w:pStyle w:val="FirstParagraph"/>
       </w:pPr>
       <w:r>
         <w:t xml:space="preserve">Two problems, both verified, mean</w:t>
@@ -9670,16 +9672,15 @@
         <w:t xml:space="preserve">.</w:t>
       </w:r>
     </w:p>
-    <w:bookmarkEnd w:id="34"/>
-    <w:bookmarkEnd w:id="35"/>
-    <w:bookmarkStart w:id="36" w:name="part-five---known-issues"/>
     <w:p>
       <w:pPr>
         <w:pStyle w:val="Heading1"/>
       </w:pPr>
+      <w:bookmarkStart w:id="36" w:name="_42c21109820af85b95780f06ab2c33433e4dd02"/>
       <w:r>
         <w:t xml:space="preserve">Part Five - Known issues</w:t>
       </w:r>
+      <w:bookmarkEnd w:id="36"/>
     </w:p>
     <w:p>
       <w:pPr>
@@ -11064,10 +11065,9 @@
         <w:t xml:space="preserve">children by however far the compound moved.</w:t>
       </w:r>
     </w:p>
-    <w:bookmarkEnd w:id="36"/>
     <w:sectPr>
-      <w:pgSz w:h="15840" w:w="12240"/>
-      <w:pgMar w:bottom="1440" w:footer="720" w:gutter="0" w:header="720" w:left="1440" w:right="1440" w:top="1440"/>
+      <w:pgSz w:w="12240" w:h="15840"/>
+      <w:pgMar w:top="1440" w:right="1440" w:bottom="1440" w:left="1440" w:header="720" w:footer="720" w:gutter="0"/>
       <w:footnotePr>
         <w:numRestart w:val="eachSect"/>
       </w:footnotePr>
@@ -11297,10 +11297,10 @@
   <w:docDefaults>
     <w:rPrDefault>
       <w:rPr>
-        <w:rFonts w:ascii="Calibri" w:cs="Calibri" w:eastAsia="Calibri" w:hAnsi="Calibri"/>
+        <w:rFonts w:ascii="Calibri" w:hAnsi="Calibri" w:eastAsia="Calibri" w:cs="Calibri"/>
         <w:sz w:val="22"/>
         <w:szCs w:val="22"/>
-        <w:lang w:bidi="ar-SA" w:eastAsia="zh-CN" w:val="en-US"/>
+        <w:lang w:val="en-US" w:eastAsia="zh-CN" w:bidi="ar-SA"/>
       </w:rPr>
     </w:rPrDefault>
     <w:pPrDefault>
@@ -11309,61 +11309,61 @@
       </w:pPr>
     </w:pPrDefault>
   </w:docDefaults>
-  <w:latentStyles w:count="276" w:defLockedState="0" w:defQFormat="0" w:defSemiHidden="0" w:defUIPriority="0" w:defUnhideWhenUsed="0"/>
-  <w:style w:default="1" w:styleId="Normal" w:type="paragraph">
+  <w:latentStyles w:defLockedState="0" w:defUIPriority="0" w:defSemiHidden="0" w:defUnhideWhenUsed="0" w:defQFormat="0" w:count="276"/>
+  <w:style w:type="paragraph" w:default="1" w:styleId="Normal">
     <w:name w:val="Normal"/>
     <w:qFormat/>
   </w:style>
-  <w:style w:styleId="BodyText" w:type="paragraph">
+  <w:style w:type="paragraph" w:styleId="BodyText">
     <w:name w:val="Body Text"/>
     <w:basedOn w:val="Normal"/>
     <w:link w:val="BodyTextChar"/>
     <w:qFormat/>
     <w:pPr>
-      <w:spacing w:after="180" w:before="180"/>
+      <w:spacing w:before="180" w:after="180"/>
     </w:pPr>
   </w:style>
-  <w:style w:customStyle="1" w:styleId="FirstParagraph" w:type="paragraph">
+  <w:style w:type="paragraph" w:customStyle="1" w:styleId="FirstParagraph">
     <w:name w:val="First Paragraph"/>
     <w:basedOn w:val="BodyText"/>
     <w:next w:val="BodyText"/>
     <w:qFormat/>
   </w:style>
-  <w:style w:customStyle="1" w:styleId="Compact" w:type="paragraph">
+  <w:style w:type="paragraph" w:customStyle="1" w:styleId="Compact">
     <w:name w:val="Compact"/>
     <w:basedOn w:val="BodyText"/>
     <w:qFormat/>
     <w:pPr>
-      <w:spacing w:after="36" w:before="36"/>
+      <w:spacing w:before="36" w:after="36"/>
     </w:pPr>
   </w:style>
-  <w:style w:customStyle="1" w:styleId="TitleChar" w:type="character">
+  <w:style w:type="character" w:customStyle="1" w:styleId="TitleChar">
     <w:name w:val="Title Char"/>
     <w:basedOn w:val="DefaultParagraphFont"/>
     <w:link w:val="Title"/>
     <w:uiPriority w:val="10"/>
     <w:rsid w:val="00A10FD9"/>
     <w:rPr>
-      <w:rFonts w:ascii="Calibri" w:cs="Calibri" w:eastAsia="Calibri" w:hAnsi="Calibri"/>
+      <w:rFonts w:ascii="Calibri" w:hAnsi="Calibri" w:eastAsia="Calibri" w:cs="Calibri"/>
       <w:sz w:val="56"/>
       <w:szCs w:val="56"/>
     </w:rPr>
   </w:style>
-  <w:style w:customStyle="1" w:styleId="SubtitleChar" w:type="character">
+  <w:style w:type="character" w:customStyle="1" w:styleId="SubtitleChar">
     <w:name w:val="Subtitle Char"/>
     <w:basedOn w:val="DefaultParagraphFont"/>
     <w:link w:val="Subtitle"/>
     <w:uiPriority w:val="11"/>
     <w:rsid w:val="00A10FD9"/>
     <w:rPr>
-      <w:rFonts w:ascii="Calibri" w:cs="Calibri" w:eastAsia="Calibri" w:hAnsi="Calibri"/>
-      <w:color w:themeColor="text1" w:themeTint="A6" w:val="595959"/>
+      <w:rFonts w:ascii="Calibri" w:hAnsi="Calibri" w:eastAsia="Calibri" w:cs="Calibri"/>
+      <w:color w:val="595959" w:themeColor="text1" w:themeTint="A6"/>
       <w:spacing w:val="15"/>
       <w:sz w:val="28"/>
       <w:szCs w:val="28"/>
     </w:rPr>
   </w:style>
-  <w:style w:customStyle="1" w:styleId="Author" w:type="paragraph">
+  <w:style w:type="paragraph" w:customStyle="1" w:styleId="Author">
     <w:name w:val="Author"/>
     <w:basedOn w:val="Title"/>
     <w:next w:val="BodyText"/>
@@ -11377,7 +11377,7 @@
       <w:szCs w:val="24"/>
     </w:rPr>
   </w:style>
-  <w:style w:customStyle="1" w:styleId="AbstractTitle" w:type="paragraph">
+  <w:style w:type="paragraph" w:customStyle="1" w:styleId="AbstractTitle">
     <w:name w:val="Abstract Title"/>
     <w:basedOn w:val="Normal"/>
     <w:next w:val="Abstract"/>
@@ -11385,7 +11385,7 @@
     <w:pPr>
       <w:keepNext/>
       <w:keepLines/>
-      <w:spacing w:after="0" w:before="300"/>
+      <w:spacing w:before="300" w:after="0"/>
       <w:jc w:val="center"/>
     </w:pPr>
     <w:rPr>
@@ -11394,7 +11394,7 @@
       <w:szCs w:val="20"/>
     </w:rPr>
   </w:style>
-  <w:style w:customStyle="1" w:styleId="Abstract" w:type="paragraph">
+  <w:style w:type="paragraph" w:customStyle="1" w:styleId="Abstract">
     <w:name w:val="Abstract"/>
     <w:basedOn w:val="Normal"/>
     <w:next w:val="BodyText"/>
@@ -11402,14 +11402,14 @@
     <w:pPr>
       <w:keepNext/>
       <w:keepLines/>
-      <w:spacing w:after="300" w:before="100"/>
+      <w:spacing w:before="100" w:after="300"/>
     </w:pPr>
     <w:rPr>
       <w:sz w:val="20"/>
       <w:szCs w:val="20"/>
     </w:rPr>
   </w:style>
-  <w:style w:styleId="Bibliography" w:type="paragraph">
+  <w:style w:type="paragraph" w:styleId="Bibliography">
     <w:name w:val="Bibliography"/>
     <w:basedOn w:val="Normal"/>
     <w:next w:val="Bibliography"/>
@@ -11417,7 +11417,7 @@
     <w:pPr/>
     <w:rPr/>
   </w:style>
-  <w:style w:styleId="Heading1" w:type="paragraph">
+  <w:style w:type="paragraph" w:styleId="Heading1">
     <w:name w:val="heading 1"/>
     <w:basedOn w:val="Normal"/>
     <w:next w:val="BodyText"/>
@@ -11429,17 +11429,17 @@
       <w:pageBreakBefore/>
       <w:keepNext/>
       <w:keepLines/>
-      <w:spacing w:after="80" w:before="360"/>
+      <w:spacing w:before="360" w:after="80"/>
       <w:outlineLvl w:val="0"/>
     </w:pPr>
     <w:rPr>
-      <w:rFonts w:ascii="Calibri" w:cs="Calibri" w:eastAsia="Calibri" w:hAnsi="Calibri"/>
+      <w:rFonts w:ascii="Calibri" w:hAnsi="Calibri" w:eastAsia="Calibri" w:cs="Calibri"/>
       <w:color w:val="1F4E79"/>
       <w:sz w:val="40"/>
       <w:szCs w:val="40"/>
     </w:rPr>
   </w:style>
-  <w:style w:styleId="Heading2" w:type="paragraph">
+  <w:style w:type="paragraph" w:styleId="Heading2">
     <w:name w:val="heading 2"/>
     <w:basedOn w:val="Normal"/>
     <w:next w:val="BodyText"/>
@@ -11452,17 +11452,17 @@
     <w:pPr>
       <w:keepNext/>
       <w:keepLines/>
-      <w:spacing w:after="80" w:before="160"/>
+      <w:spacing w:before="160" w:after="80"/>
       <w:outlineLvl w:val="1"/>
     </w:pPr>
     <w:rPr>
-      <w:rFonts w:ascii="Calibri" w:cs="Calibri" w:eastAsia="Calibri" w:hAnsi="Calibri"/>
+      <w:rFonts w:ascii="Calibri" w:hAnsi="Calibri" w:eastAsia="Calibri" w:cs="Calibri"/>
       <w:color w:val="1F4E79"/>
       <w:sz w:val="32"/>
       <w:szCs w:val="32"/>
     </w:rPr>
   </w:style>
-  <w:style w:styleId="Heading3" w:type="paragraph">
+  <w:style w:type="paragraph" w:styleId="Heading3">
     <w:name w:val="heading 3"/>
     <w:basedOn w:val="Normal"/>
     <w:next w:val="BodyText"/>
@@ -11475,17 +11475,17 @@
     <w:pPr>
       <w:keepNext/>
       <w:keepLines/>
-      <w:spacing w:after="80" w:before="160"/>
+      <w:spacing w:before="160" w:after="80"/>
       <w:outlineLvl w:val="2"/>
     </w:pPr>
     <w:rPr>
-      <w:rFonts w:ascii="Calibri" w:cs="Calibri" w:eastAsia="Calibri" w:hAnsi="Calibri"/>
+      <w:rFonts w:ascii="Calibri" w:hAnsi="Calibri" w:eastAsia="Calibri" w:cs="Calibri"/>
       <w:color w:val="1F4E79"/>
       <w:sz w:val="28"/>
       <w:szCs w:val="28"/>
     </w:rPr>
   </w:style>
-  <w:style w:styleId="Heading4" w:type="paragraph">
+  <w:style w:type="paragraph" w:styleId="Heading4">
     <w:name w:val="heading 4"/>
     <w:basedOn w:val="Normal"/>
     <w:next w:val="BodyText"/>
@@ -11498,17 +11498,17 @@
     <w:pPr>
       <w:keepNext/>
       <w:keepLines/>
-      <w:spacing w:after="40" w:before="80"/>
+      <w:spacing w:before="80" w:after="40"/>
       <w:outlineLvl w:val="3"/>
     </w:pPr>
     <w:rPr>
-      <w:rFonts w:ascii="Calibri" w:cs="Calibri" w:eastAsia="Calibri" w:hAnsi="Calibri"/>
+      <w:rFonts w:ascii="Calibri" w:hAnsi="Calibri" w:eastAsia="Calibri" w:cs="Calibri"/>
       <w:i/>
       <w:iCs/>
       <w:color w:val="1F4E79"/>
     </w:rPr>
   </w:style>
-  <w:style w:styleId="Heading5" w:type="paragraph">
+  <w:style w:type="paragraph" w:styleId="Heading5">
     <w:name w:val="heading 5"/>
     <w:basedOn w:val="Normal"/>
     <w:next w:val="BodyText"/>
@@ -11521,15 +11521,15 @@
     <w:pPr>
       <w:keepNext/>
       <w:keepLines/>
-      <w:spacing w:after="40" w:before="80"/>
+      <w:spacing w:before="80" w:after="40"/>
       <w:outlineLvl w:val="4"/>
     </w:pPr>
     <w:rPr>
-      <w:rFonts w:ascii="Calibri" w:cs="Calibri" w:eastAsia="Calibri" w:hAnsi="Calibri"/>
+      <w:rFonts w:ascii="Calibri" w:hAnsi="Calibri" w:eastAsia="Calibri" w:cs="Calibri"/>
       <w:color w:val="1F4E79"/>
     </w:rPr>
   </w:style>
-  <w:style w:styleId="Heading6" w:type="paragraph">
+  <w:style w:type="paragraph" w:styleId="Heading6">
     <w:name w:val="heading 6"/>
     <w:basedOn w:val="Normal"/>
     <w:next w:val="BodyText"/>
@@ -11542,17 +11542,17 @@
     <w:pPr>
       <w:keepNext/>
       <w:keepLines/>
-      <w:spacing w:after="0" w:before="40"/>
+      <w:spacing w:before="40" w:after="0"/>
       <w:outlineLvl w:val="5"/>
     </w:pPr>
     <w:rPr>
-      <w:rFonts w:ascii="Calibri" w:cs="Calibri" w:eastAsia="Calibri" w:hAnsi="Calibri"/>
+      <w:rFonts w:ascii="Calibri" w:hAnsi="Calibri" w:eastAsia="Calibri" w:cs="Calibri"/>
       <w:i/>
       <w:iCs/>
-      <w:color w:themeColor="text1" w:themeTint="A6" w:val="595959"/>
+      <w:color w:val="595959" w:themeColor="text1" w:themeTint="A6"/>
     </w:rPr>
   </w:style>
-  <w:style w:styleId="Heading7" w:type="paragraph">
+  <w:style w:type="paragraph" w:styleId="Heading7">
     <w:name w:val="heading 7"/>
     <w:basedOn w:val="Normal"/>
     <w:next w:val="BodyText"/>
@@ -11565,15 +11565,15 @@
     <w:pPr>
       <w:keepNext/>
       <w:keepLines/>
-      <w:spacing w:after="0" w:before="40"/>
+      <w:spacing w:before="40" w:after="0"/>
       <w:outlineLvl w:val="6"/>
     </w:pPr>
     <w:rPr>
-      <w:rFonts w:ascii="Calibri" w:cs="Calibri" w:eastAsia="Calibri" w:hAnsi="Calibri"/>
-      <w:color w:themeColor="text1" w:themeTint="A6" w:val="595959"/>
+      <w:rFonts w:ascii="Calibri" w:hAnsi="Calibri" w:eastAsia="Calibri" w:cs="Calibri"/>
+      <w:color w:val="595959" w:themeColor="text1" w:themeTint="A6"/>
     </w:rPr>
   </w:style>
-  <w:style w:styleId="Heading8" w:type="paragraph">
+  <w:style w:type="paragraph" w:styleId="Heading8">
     <w:name w:val="heading 8"/>
     <w:basedOn w:val="Normal"/>
     <w:next w:val="BodyText"/>
@@ -11590,13 +11590,13 @@
       <w:outlineLvl w:val="7"/>
     </w:pPr>
     <w:rPr>
-      <w:rFonts w:ascii="Calibri" w:cs="Calibri" w:eastAsia="Calibri" w:hAnsi="Calibri"/>
+      <w:rFonts w:ascii="Calibri" w:hAnsi="Calibri" w:eastAsia="Calibri" w:cs="Calibri"/>
       <w:i/>
       <w:iCs/>
-      <w:color w:themeColor="text1" w:themeTint="D8" w:val="272727"/>
+      <w:color w:val="272727" w:themeColor="text1" w:themeTint="D8"/>
     </w:rPr>
   </w:style>
-  <w:style w:styleId="Heading9" w:type="paragraph">
+  <w:style w:type="paragraph" w:styleId="Heading9">
     <w:name w:val="heading 9"/>
     <w:basedOn w:val="Normal"/>
     <w:next w:val="BodyText"/>
@@ -11613,24 +11613,24 @@
       <w:outlineLvl w:val="8"/>
     </w:pPr>
     <w:rPr>
-      <w:rFonts w:ascii="Calibri" w:cs="Calibri" w:eastAsia="Calibri" w:hAnsi="Calibri"/>
-      <w:color w:themeColor="text1" w:themeTint="D8" w:val="272727"/>
+      <w:rFonts w:ascii="Calibri" w:hAnsi="Calibri" w:eastAsia="Calibri" w:cs="Calibri"/>
+      <w:color w:val="272727" w:themeColor="text1" w:themeTint="D8"/>
     </w:rPr>
   </w:style>
-  <w:style w:customStyle="1" w:styleId="Heading1Char" w:type="character">
+  <w:style w:type="character" w:customStyle="1" w:styleId="Heading1Char">
     <w:name w:val="Heading 1 Char"/>
     <w:basedOn w:val="DefaultParagraphFont"/>
     <w:link w:val="Heading1"/>
     <w:uiPriority w:val="9"/>
     <w:rsid w:val="00A10FD9"/>
     <w:rPr>
-      <w:rFonts w:ascii="Calibri" w:cs="Calibri" w:eastAsia="Calibri" w:hAnsi="Calibri"/>
+      <w:rFonts w:ascii="Calibri" w:hAnsi="Calibri" w:eastAsia="Calibri" w:cs="Calibri"/>
       <w:color w:val="1F4E79"/>
       <w:sz w:val="40"/>
       <w:szCs w:val="40"/>
     </w:rPr>
   </w:style>
-  <w:style w:customStyle="1" w:styleId="Heading2Char" w:type="character">
+  <w:style w:type="character" w:customStyle="1" w:styleId="Heading2Char">
     <w:name w:val="Heading 2 Char"/>
     <w:basedOn w:val="DefaultParagraphFont"/>
     <w:link w:val="Heading2"/>
@@ -11638,13 +11638,13 @@
     <w:semiHidden/>
     <w:rsid w:val="00A10FD9"/>
     <w:rPr>
-      <w:rFonts w:ascii="Calibri" w:cs="Calibri" w:eastAsia="Calibri" w:hAnsi="Calibri"/>
+      <w:rFonts w:ascii="Calibri" w:hAnsi="Calibri" w:eastAsia="Calibri" w:cs="Calibri"/>
       <w:color w:val="1F4E79"/>
       <w:sz w:val="32"/>
       <w:szCs w:val="32"/>
     </w:rPr>
   </w:style>
-  <w:style w:customStyle="1" w:styleId="Heading3Char" w:type="character">
+  <w:style w:type="character" w:customStyle="1" w:styleId="Heading3Char">
     <w:name w:val="Heading 3 Char"/>
     <w:basedOn w:val="DefaultParagraphFont"/>
     <w:link w:val="Heading3"/>
@@ -11652,13 +11652,13 @@
     <w:semiHidden/>
     <w:rsid w:val="00A10FD9"/>
     <w:rPr>
-      <w:rFonts w:ascii="Calibri" w:cs="Calibri" w:eastAsia="Calibri" w:hAnsi="Calibri"/>
+      <w:rFonts w:ascii="Calibri" w:hAnsi="Calibri" w:eastAsia="Calibri" w:cs="Calibri"/>
       <w:color w:val="1F4E79"/>
       <w:sz w:val="28"/>
       <w:szCs w:val="28"/>
     </w:rPr>
   </w:style>
-  <w:style w:customStyle="1" w:styleId="Heading4Char" w:type="character">
+  <w:style w:type="character" w:customStyle="1" w:styleId="Heading4Char">
     <w:name w:val="Heading 4 Char"/>
     <w:basedOn w:val="DefaultParagraphFont"/>
     <w:link w:val="Heading4"/>
@@ -11666,13 +11666,13 @@
     <w:semiHidden/>
     <w:rsid w:val="00A10FD9"/>
     <w:rPr>
-      <w:rFonts w:ascii="Calibri" w:cs="Calibri" w:eastAsia="Calibri" w:hAnsi="Calibri"/>
+      <w:rFonts w:ascii="Calibri" w:hAnsi="Calibri" w:eastAsia="Calibri" w:cs="Calibri"/>
       <w:i/>
       <w:iCs/>
       <w:color w:val="1F4E79"/>
     </w:rPr>
   </w:style>
-  <w:style w:customStyle="1" w:styleId="Heading5Char" w:type="character">
+  <w:style w:type="character" w:customStyle="1" w:styleId="Heading5Char">
     <w:name w:val="Heading 5 Char"/>
     <w:basedOn w:val="DefaultParagraphFont"/>
     <w:link w:val="Heading5"/>
@@ -11680,11 +11680,11 @@
     <w:semiHidden/>
     <w:rsid w:val="00A10FD9"/>
     <w:rPr>
-      <w:rFonts w:ascii="Calibri" w:cs="Calibri" w:eastAsia="Calibri" w:hAnsi="Calibri"/>
+      <w:rFonts w:ascii="Calibri" w:hAnsi="Calibri" w:eastAsia="Calibri" w:cs="Calibri"/>
       <w:color w:val="1F4E79"/>
     </w:rPr>
   </w:style>
-  <w:style w:customStyle="1" w:styleId="Heading6Char" w:type="character">
+  <w:style w:type="character" w:customStyle="1" w:styleId="Heading6Char">
     <w:name w:val="Heading 6 Char"/>
     <w:basedOn w:val="DefaultParagraphFont"/>
     <w:link w:val="Heading6"/>
@@ -11692,13 +11692,13 @@
     <w:semiHidden/>
     <w:rsid w:val="00A10FD9"/>
     <w:rPr>
-      <w:rFonts w:ascii="Calibri" w:cs="Calibri" w:eastAsia="Calibri" w:hAnsi="Calibri"/>
+      <w:rFonts w:ascii="Calibri" w:hAnsi="Calibri" w:eastAsia="Calibri" w:cs="Calibri"/>
       <w:i/>
       <w:iCs/>
-      <w:color w:themeColor="text1" w:themeTint="A6" w:val="595959"/>
+      <w:color w:val="595959" w:themeColor="text1" w:themeTint="A6"/>
     </w:rPr>
   </w:style>
-  <w:style w:customStyle="1" w:styleId="Heading7Char" w:type="character">
+  <w:style w:type="character" w:customStyle="1" w:styleId="Heading7Char">
     <w:name w:val="Heading 7 Char"/>
     <w:basedOn w:val="DefaultParagraphFont"/>
     <w:link w:val="Heading7"/>
@@ -11706,11 +11706,11 @@
     <w:semiHidden/>
     <w:rsid w:val="00A10FD9"/>
     <w:rPr>
-      <w:rFonts w:ascii="Calibri" w:cs="Calibri" w:eastAsia="Calibri" w:hAnsi="Calibri"/>
-      <w:color w:themeColor="text1" w:themeTint="A6" w:val="595959"/>
+      <w:rFonts w:ascii="Calibri" w:hAnsi="Calibri" w:eastAsia="Calibri" w:cs="Calibri"/>
+      <w:color w:val="595959" w:themeColor="text1" w:themeTint="A6"/>
     </w:rPr>
   </w:style>
-  <w:style w:customStyle="1" w:styleId="Heading8Char" w:type="character">
+  <w:style w:type="character" w:customStyle="1" w:styleId="Heading8Char">
     <w:name w:val="Heading 8 Char"/>
     <w:basedOn w:val="DefaultParagraphFont"/>
     <w:link w:val="Heading8"/>
@@ -11718,13 +11718,13 @@
     <w:semiHidden/>
     <w:rsid w:val="00A10FD9"/>
     <w:rPr>
-      <w:rFonts w:ascii="Calibri" w:cs="Calibri" w:eastAsia="Calibri" w:hAnsi="Calibri"/>
+      <w:rFonts w:ascii="Calibri" w:hAnsi="Calibri" w:eastAsia="Calibri" w:cs="Calibri"/>
       <w:i/>
       <w:iCs/>
-      <w:color w:themeColor="text1" w:themeTint="D8" w:val="272727"/>
+      <w:color w:val="272727" w:themeColor="text1" w:themeTint="D8"/>
     </w:rPr>
   </w:style>
-  <w:style w:customStyle="1" w:styleId="Heading9Char" w:type="character">
+  <w:style w:type="character" w:customStyle="1" w:styleId="Heading9Char">
     <w:name w:val="Heading 9 Char"/>
     <w:basedOn w:val="DefaultParagraphFont"/>
     <w:link w:val="Heading9"/>
@@ -11732,11 +11732,11 @@
     <w:semiHidden/>
     <w:rsid w:val="00A10FD9"/>
     <w:rPr>
-      <w:rFonts w:ascii="Calibri" w:cs="Calibri" w:eastAsia="Calibri" w:hAnsi="Calibri"/>
-      <w:color w:themeColor="text1" w:themeTint="D8" w:val="272727"/>
+      <w:rFonts w:ascii="Calibri" w:hAnsi="Calibri" w:eastAsia="Calibri" w:cs="Calibri"/>
+      <w:color w:val="272727" w:themeColor="text1" w:themeTint="D8"/>
     </w:rPr>
   </w:style>
-  <w:style w:styleId="BlockText" w:type="paragraph">
+  <w:style w:type="paragraph" w:styleId="BlockText">
     <w:name w:val="Block Text"/>
     <w:basedOn w:val="BodyText"/>
     <w:next w:val="BodyText"/>
@@ -11744,11 +11744,11 @@
     <w:unhideWhenUsed/>
     <w:qFormat/>
     <w:pPr>
-      <w:spacing w:after="100" w:before="100"/>
+      <w:spacing w:before="100" w:after="100"/>
       <w:ind w:firstLine="0" w:left="480" w:right="480"/>
     </w:pPr>
   </w:style>
-  <w:style w:styleId="FootnoteText" w:type="paragraph">
+  <w:style w:type="paragraph" w:styleId="FootnoteText">
     <w:name w:val="Footnote Text"/>
     <w:basedOn w:val="Normal"/>
     <w:next w:val="FootnoteText"/>
@@ -11756,7 +11756,7 @@
     <w:unhideWhenUsed/>
     <w:qFormat/>
   </w:style>
-  <w:style w:styleId="FootnoteBlockText" w:type="paragraph">
+  <w:style w:type="paragraph" w:styleId="FootnoteBlockText">
     <w:name w:val="Footnote Block Text"/>
     <w:basedOn w:val="FootnoteText"/>
     <w:next w:val="FootnoteText"/>
@@ -11764,16 +11764,16 @@
     <w:unhideWhenUsed/>
     <w:qFormat/>
     <w:pPr>
-      <w:spacing w:after="100" w:before="100"/>
+      <w:spacing w:before="100" w:after="100"/>
       <w:ind w:firstLine="0" w:left="480" w:right="480"/>
     </w:pPr>
   </w:style>
-  <w:style w:default="1" w:styleId="DefaultParagraphFont" w:type="character">
+  <w:style w:type="character" w:default="1" w:styleId="DefaultParagraphFont">
     <w:name w:val="Default Paragraph Font"/>
     <w:semiHidden/>
     <w:unhideWhenUsed/>
   </w:style>
-  <w:style w:customStyle="1" w:styleId="DefinitionTerm" w:type="paragraph">
+  <w:style w:type="paragraph" w:customStyle="1" w:styleId="DefinitionTerm">
     <w:name w:val="Definition Term"/>
     <w:basedOn w:val="Normal"/>
     <w:next w:val="Definition"/>
@@ -11786,67 +11786,67 @@
       <w:b/>
     </w:rPr>
   </w:style>
-  <w:style w:customStyle="1" w:styleId="Definition" w:type="paragraph">
+  <w:style w:type="paragraph" w:customStyle="1" w:styleId="Definition">
     <w:name w:val="Definition"/>
     <w:basedOn w:val="Normal"/>
   </w:style>
-  <w:style w:styleId="Caption" w:type="paragraph">
+  <w:style w:type="paragraph" w:styleId="Caption">
     <w:name w:val="Caption"/>
     <w:basedOn w:val="Normal"/>
     <w:link w:val="BodyTextChar"/>
     <w:pPr>
-      <w:spacing w:after="120" w:before="0"/>
+      <w:spacing w:before="0" w:after="120"/>
     </w:pPr>
     <w:rPr>
       <w:i/>
     </w:rPr>
   </w:style>
-  <w:style w:customStyle="1" w:styleId="TableCaption" w:type="paragraph">
+  <w:style w:type="paragraph" w:customStyle="1" w:styleId="TableCaption">
     <w:name w:val="Table Caption"/>
     <w:basedOn w:val="Caption"/>
     <w:pPr>
       <w:keepNext/>
     </w:pPr>
   </w:style>
-  <w:style w:customStyle="1" w:styleId="ImageCaption" w:type="paragraph">
+  <w:style w:type="paragraph" w:customStyle="1" w:styleId="ImageCaption">
     <w:name w:val="Image Caption"/>
     <w:basedOn w:val="Caption"/>
   </w:style>
-  <w:style w:customStyle="1" w:styleId="Figure" w:type="paragraph">
+  <w:style w:type="paragraph" w:customStyle="1" w:styleId="Figure">
     <w:name w:val="Figure"/>
     <w:basedOn w:val="Normal"/>
   </w:style>
-  <w:style w:customStyle="1" w:styleId="CaptionedFigure" w:type="paragraph">
+  <w:style w:type="paragraph" w:customStyle="1" w:styleId="CaptionedFigure">
     <w:name w:val="Captioned Figure"/>
     <w:basedOn w:val="Figure"/>
     <w:pPr>
       <w:keepNext/>
     </w:pPr>
   </w:style>
-  <w:style w:customStyle="1" w:styleId="BodyTextChar" w:type="character">
+  <w:style w:type="character" w:customStyle="1" w:styleId="BodyTextChar">
     <w:name w:val="Body Text Char"/>
     <w:basedOn w:val="DefaultParagraphFont"/>
     <w:link w:val="BodyText"/>
   </w:style>
-  <w:style w:customStyle="1" w:styleId="SectionNumber" w:type="character">
+  <w:style w:type="character" w:customStyle="1" w:styleId="SectionNumber">
     <w:name w:val="Section Number"/>
     <w:basedOn w:val="BodyTextChar"/>
   </w:style>
-  <w:style w:styleId="FootnoteReference" w:type="character">
+  <w:style w:type="character" w:styleId="FootnoteReference">
     <w:name w:val="Footnote Reference"/>
     <w:basedOn w:val="BodyTextChar"/>
     <w:rPr>
       <w:vertAlign w:val="superscript"/>
     </w:rPr>
   </w:style>
-  <w:style w:styleId="Hyperlink" w:type="character">
+  <w:style w:type="character" w:styleId="Hyperlink">
     <w:name w:val="Hyperlink"/>
     <w:basedOn w:val="BodyTextChar"/>
     <w:rPr>
-      <w:color w:themeColor="accent1" w:val="4F81BD"/>
+      <w:color w:val="4F81BD" w:themeColor="accent1"/>
     </w:rPr>
   </w:style>
-  <w:style w:styleId="TOCHeading" w:type="paragraph">
+  <w:style w:type="paragraph" w:styleId="TOCHeading">
     <w:name w:val="TOC Heading"/>
     <w:basedOn w:val="Heading1"/>
     <w:next w:val="BodyText"/>
@@ -11858,25 +11858,97 @@
       <w:outlineLvl w:val="9"/>
     </w:pPr>
     <w:rPr>
-      <w:rFonts w:ascii="Calibri" w:cs="Calibri" w:eastAsia="Calibri" w:hAnsi="Calibri"/>
+      <w:rFonts w:ascii="Calibri" w:hAnsi="Calibri" w:eastAsia="Calibri" w:cs="Calibri"/>
       <w:b w:val="0"/>
       <w:bCs w:val="0"/>
-      <w:color w:themeColor="accent1" w:themeShade="BF" w:val="365F91"/>
+      <w:color w:val="365F91" w:themeColor="accent1" w:themeShade="BF"/>
     </w:rPr>
   </w:style>
-  <w:style w:customStyle="1" w:styleId="KeepWithNext" w:type="paragraph">
+  <w:style w:type="character" w:customStyle="1" w:styleId="VerbatimChar">
+    <w:name w:val="Verbatim Char"/>
+    <w:basedOn w:val="BodyTextChar"/>
+    <w:rPr>
+      <w:rFonts w:ascii="Consolas" w:hAnsi="Consolas" w:cs="Consolas"/>
+      <w:color w:val="1A4D80"/>
+      <w:sz w:val="19"/>
+      <w:szCs w:val="19"/>
+    </w:rPr>
+  </w:style>
+  <w:style w:type="paragraph" w:styleId="Title">
+    <w:name w:val="Title"/>
+    <w:basedOn w:val="Normal"/>
+    <w:next w:val="BodyText"/>
+    <w:qFormat/>
+    <w:pPr>
+      <w:spacing w:before="0" w:after="60"/>
+    </w:pPr>
+    <w:rPr>
+      <w:b/>
+      <w:color w:val="1F4E79"/>
+      <w:sz w:val="48"/>
+      <w:szCs w:val="48"/>
+    </w:rPr>
+  </w:style>
+  <w:style w:type="paragraph" w:customStyle="1" w:styleId="SourceCode">
+    <w:name w:val="Source Code"/>
+    <w:basedOn w:val="Normal"/>
+    <w:link w:val="VerbatimChar"/>
+    <w:pPr>
+      <w:keepLines/>
+      <w:pBdr>
+        <w:top w:val="single" w:sz="4" w:space="4" w:color="C9D8E8"/>
+        <w:left w:val="single" w:sz="4" w:space="4" w:color="C9D8E8"/>
+        <w:bottom w:val="single" w:sz="4" w:space="4" w:color="C9D8E8"/>
+        <w:right w:val="single" w:sz="4" w:space="4" w:color="C9D8E8"/>
+      </w:pBdr>
+      <w:shd w:val="clear" w:color="auto" w:fill="F8FAFC"/>
+      <w:spacing w:before="0" w:after="0" w:line="240" w:lineRule="auto"/>
+      <w:ind w:left="100" w:right="100"/>
+    </w:pPr>
+  </w:style>
+  <w:style w:type="paragraph" w:customStyle="1" w:styleId="ScreenshotCaption">
+    <w:name w:val="Screenshot Caption"/>
+    <w:basedOn w:val="Normal"/>
+    <w:next w:val="BodyText"/>
+    <w:pPr>
+      <w:jc w:val="center"/>
+      <w:spacing w:before="0" w:after="240"/>
+    </w:pPr>
+    <w:rPr>
+      <w:i/>
+      <w:color w:val="5B6B7A"/>
+      <w:sz w:val="19"/>
+      <w:szCs w:val="19"/>
+    </w:rPr>
+  </w:style>
+  <w:style w:type="paragraph" w:customStyle="1" w:styleId="KeepWithNext">
     <w:name w:val="Keep With Next"/>
     <w:basedOn w:val="BodyText"/>
     <w:pPr>
       <w:keepNext/>
     </w:pPr>
   </w:style>
-  <w:style w:customStyle="1" w:styleId="BookSubtitle" w:type="paragraph">
+  <w:style w:type="paragraph" w:styleId="Subtitle">
+    <w:name w:val="Subtitle"/>
+    <w:basedOn w:val="Normal"/>
+    <w:next w:val="BodyText"/>
+    <w:qFormat/>
+    <w:pPr>
+      <w:spacing w:before="0" w:after="60"/>
+    </w:pPr>
+    <w:rPr>
+      <w:i/>
+      <w:color w:val="2D3B47"/>
+      <w:sz w:val="28"/>
+      <w:szCs w:val="28"/>
+    </w:rPr>
+  </w:style>
+  <w:style w:type="paragraph" w:customStyle="1" w:styleId="BookSubtitle">
     <w:name w:val="Book Subtitle"/>
     <w:basedOn w:val="Normal"/>
     <w:pPr>
       <w:jc w:val="center"/>
-      <w:spacing w:after="480" w:before="0"/>
+      <w:spacing w:before="0" w:after="480"/>
     </w:pPr>
     <w:rPr>
       <w:i/>
@@ -11885,164 +11957,16 @@
       <w:szCs w:val="30"/>
     </w:rPr>
   </w:style>
-  <w:style w:customStyle="1" w:styleId="BookTitle" w:type="paragraph">
-    <w:name w:val="Book Title"/>
-    <w:basedOn w:val="Normal"/>
-    <w:pPr>
-      <w:jc w:val="center"/>
-      <w:spacing w:after="120" w:before="240"/>
-    </w:pPr>
-    <w:rPr>
-      <w:b/>
-      <w:color w:val="1F4E79"/>
-      <w:sz w:val="64"/>
-      <w:szCs w:val="64"/>
-    </w:rPr>
-  </w:style>
-  <w:style w:customStyle="1" w:styleId="HeadingCode" w:type="character">
-    <w:name w:val="Heading Code"/>
-    <w:basedOn w:val="DefaultParagraphFont"/>
-    <w:rPr>
-      <w:rFonts w:ascii="Consolas" w:cs="Consolas" w:hAnsi="Consolas"/>
-    </w:rPr>
-  </w:style>
-  <w:style w:styleId="Title" w:type="paragraph">
-    <w:name w:val="Title"/>
-    <w:basedOn w:val="Normal"/>
-    <w:next w:val="BodyText"/>
-    <w:qFormat/>
-    <w:pPr>
-      <w:spacing w:after="60" w:before="0"/>
-    </w:pPr>
-    <w:rPr>
-      <w:b/>
-      <w:color w:val="1F4E79"/>
-      <w:sz w:val="48"/>
-      <w:szCs w:val="48"/>
-    </w:rPr>
-  </w:style>
-  <w:style w:customStyle="1" w:styleId="BookCover" w:type="paragraph">
-    <w:name w:val="Book Cover"/>
-    <w:basedOn w:val="Normal"/>
-    <w:pPr>
-      <w:jc w:val="center"/>
-      <w:spacing w:after="360" w:before="720"/>
-    </w:pPr>
-  </w:style>
-  <w:style w:styleId="Subtitle" w:type="paragraph">
-    <w:name w:val="Subtitle"/>
-    <w:basedOn w:val="Normal"/>
-    <w:next w:val="BodyText"/>
-    <w:qFormat/>
-    <w:pPr>
-      <w:spacing w:after="60" w:before="0"/>
-    </w:pPr>
-    <w:rPr>
-      <w:i/>
-      <w:color w:val="2D3B47"/>
-      <w:sz w:val="28"/>
-      <w:szCs w:val="28"/>
-    </w:rPr>
-  </w:style>
-  <w:style w:default="1" w:styleId="Table" w:type="table">
-    <w:name w:val="Table"/>
-    <w:basedOn w:val="TableNormal"/>
-    <w:qFormat/>
-    <w:pPr>
-      <w:spacing w:after="40" w:before="40"/>
-    </w:pPr>
-    <w:tblPr>
-      <w:tblInd w:type="dxa" w:w="0"/>
-      <w:tblBorders>
-        <w:top w:color="C9D8E8" w:space="0" w:sz="4" w:val="single"/>
-        <w:left w:color="C9D8E8" w:space="0" w:sz="4" w:val="single"/>
-        <w:bottom w:color="C9D8E8" w:space="0" w:sz="4" w:val="single"/>
-        <w:right w:color="C9D8E8" w:space="0" w:sz="4" w:val="single"/>
-        <w:insideH w:color="C9D8E8" w:space="0" w:sz="4" w:val="single"/>
-        <w:insideV w:color="C9D8E8" w:space="0" w:sz="4" w:val="single"/>
-      </w:tblBorders>
-      <w:tblCellMar>
-        <w:top w:type="dxa" w:w="60"/>
-        <w:left w:type="dxa" w:w="108"/>
-        <w:bottom w:type="dxa" w:w="60"/>
-        <w:right w:type="dxa" w:w="108"/>
-      </w:tblCellMar>
-    </w:tblPr>
-    <w:tblStylePr w:type="firstRow">
-      <w:rPr>
-        <w:b/>
-        <w:color w:val="3D556F"/>
-      </w:rPr>
-      <w:tcPr>
-        <w:shd w:color="auto" w:fill="E5EDF5" w:val="clear"/>
-      </w:tcPr>
-    </w:tblStylePr>
-  </w:style>
-  <w:style w:customStyle="1" w:styleId="ScreenshotCaption" w:type="paragraph">
-    <w:name w:val="Screenshot Caption"/>
-    <w:basedOn w:val="Normal"/>
-    <w:next w:val="BodyText"/>
-    <w:pPr>
-      <w:jc w:val="center"/>
-      <w:spacing w:after="240" w:before="0"/>
-    </w:pPr>
-    <w:rPr>
-      <w:i/>
-      <w:color w:val="5B6B7A"/>
-      <w:sz w:val="19"/>
-      <w:szCs w:val="19"/>
-    </w:rPr>
-  </w:style>
-  <w:style w:customStyle="1" w:styleId="BookByline" w:type="paragraph">
-    <w:name w:val="Book Byline"/>
-    <w:basedOn w:val="Normal"/>
-    <w:pPr>
-      <w:jc w:val="center"/>
-      <w:spacing w:after="60" w:before="0"/>
-    </w:pPr>
-    <w:rPr>
-      <w:color w:val="5B6B7A"/>
-      <w:sz w:val="24"/>
-      <w:szCs w:val="24"/>
-    </w:rPr>
-  </w:style>
-  <w:style w:customStyle="1" w:styleId="Screenshot" w:type="paragraph">
-    <w:name w:val="Screenshot"/>
-    <w:basedOn w:val="Normal"/>
-    <w:next w:val="ScreenshotCaption"/>
-    <w:pPr>
-      <w:keepNext/>
-      <w:jc w:val="center"/>
-      <w:spacing w:after="40" w:before="160"/>
-    </w:pPr>
-  </w:style>
-  <w:style w:customStyle="1" w:styleId="SourceCode" w:type="paragraph">
-    <w:name w:val="Source Code"/>
-    <w:basedOn w:val="Normal"/>
-    <w:link w:val="VerbatimChar"/>
-    <w:pPr>
-      <w:keepLines/>
-      <w:pBdr>
-        <w:top w:color="C9D8E8" w:space="4" w:sz="4" w:val="single"/>
-        <w:left w:color="C9D8E8" w:space="4" w:sz="4" w:val="single"/>
-        <w:bottom w:color="C9D8E8" w:space="4" w:sz="4" w:val="single"/>
-        <w:right w:color="C9D8E8" w:space="4" w:sz="4" w:val="single"/>
-      </w:pBdr>
-      <w:shd w:color="auto" w:fill="F8FAFC" w:val="clear"/>
-      <w:spacing w:after="0" w:before="0" w:line="240" w:lineRule="auto"/>
-      <w:ind w:left="100" w:right="100"/>
-    </w:pPr>
-  </w:style>
-  <w:style w:customStyle="1" w:styleId="Date" w:type="paragraph">
+  <w:style w:type="paragraph" w:customStyle="1" w:styleId="Date">
     <w:name w:val="Date"/>
     <w:basedOn w:val="Normal"/>
     <w:next w:val="BodyText"/>
     <w:qFormat/>
     <w:pPr>
       <w:pBdr>
-        <w:bottom w:color="1F4E79" w:space="6" w:sz="8" w:val="single"/>
+        <w:bottom w:val="single" w:sz="8" w:space="6" w:color="1F4E79"/>
       </w:pBdr>
-      <w:spacing w:after="240" w:before="0"/>
+      <w:spacing w:before="0" w:after="240"/>
     </w:pPr>
     <w:rPr>
       <w:b/>
@@ -12053,14 +11977,90 @@
       <w:szCs w:val="18"/>
     </w:rPr>
   </w:style>
-  <w:style w:customStyle="1" w:styleId="VerbatimChar" w:type="character">
-    <w:name w:val="Verbatim Char"/>
-    <w:basedOn w:val="BodyTextChar"/>
+  <w:style w:type="paragraph" w:customStyle="1" w:styleId="BookTitle">
+    <w:name w:val="Book Title"/>
+    <w:basedOn w:val="Normal"/>
+    <w:pPr>
+      <w:jc w:val="center"/>
+      <w:spacing w:before="240" w:after="120"/>
+    </w:pPr>
     <w:rPr>
-      <w:rFonts w:ascii="Consolas" w:cs="Consolas" w:hAnsi="Consolas"/>
-      <w:color w:val="1A4D80"/>
-      <w:sz w:val="19"/>
-      <w:szCs w:val="19"/>
+      <w:b/>
+      <w:color w:val="1F4E79"/>
+      <w:sz w:val="64"/>
+      <w:szCs w:val="64"/>
+    </w:rPr>
+  </w:style>
+  <w:style w:type="paragraph" w:customStyle="1" w:styleId="BookByline">
+    <w:name w:val="Book Byline"/>
+    <w:basedOn w:val="Normal"/>
+    <w:pPr>
+      <w:jc w:val="center"/>
+      <w:spacing w:before="0" w:after="60"/>
+    </w:pPr>
+    <w:rPr>
+      <w:color w:val="5B6B7A"/>
+      <w:sz w:val="24"/>
+      <w:szCs w:val="24"/>
+    </w:rPr>
+  </w:style>
+  <w:style w:type="table" w:default="1" w:styleId="Table">
+    <w:name w:val="Table"/>
+    <w:basedOn w:val="TableNormal"/>
+    <w:qFormat/>
+    <w:pPr>
+      <w:spacing w:before="40" w:after="40"/>
+    </w:pPr>
+    <w:tblPr>
+      <w:tblInd w:w="0" w:type="dxa"/>
+      <w:tblBorders>
+        <w:top w:val="single" w:sz="4" w:space="0" w:color="C9D8E8"/>
+        <w:left w:val="single" w:sz="4" w:space="0" w:color="C9D8E8"/>
+        <w:bottom w:val="single" w:sz="4" w:space="0" w:color="C9D8E8"/>
+        <w:right w:val="single" w:sz="4" w:space="0" w:color="C9D8E8"/>
+        <w:insideH w:val="single" w:sz="4" w:space="0" w:color="C9D8E8"/>
+        <w:insideV w:val="single" w:sz="4" w:space="0" w:color="C9D8E8"/>
+      </w:tblBorders>
+      <w:tblCellMar>
+        <w:top w:w="60" w:type="dxa"/>
+        <w:left w:w="108" w:type="dxa"/>
+        <w:bottom w:w="60" w:type="dxa"/>
+        <w:right w:w="108" w:type="dxa"/>
+      </w:tblCellMar>
+    </w:tblPr>
+    <w:tblStylePr w:type="firstRow">
+      <w:rPr>
+        <w:b/>
+        <w:color w:val="3D556F"/>
+      </w:rPr>
+      <w:tcPr>
+        <w:shd w:val="clear" w:color="auto" w:fill="E5EDF5"/>
+      </w:tcPr>
+    </w:tblStylePr>
+  </w:style>
+  <w:style w:type="paragraph" w:customStyle="1" w:styleId="BookCover">
+    <w:name w:val="Book Cover"/>
+    <w:basedOn w:val="Normal"/>
+    <w:pPr>
+      <w:jc w:val="center"/>
+      <w:spacing w:before="720" w:after="360"/>
+    </w:pPr>
+  </w:style>
+  <w:style w:type="paragraph" w:customStyle="1" w:styleId="Screenshot">
+    <w:name w:val="Screenshot"/>
+    <w:basedOn w:val="Normal"/>
+    <w:next w:val="ScreenshotCaption"/>
+    <w:pPr>
+      <w:keepNext/>
+      <w:jc w:val="center"/>
+      <w:spacing w:before="160" w:after="40"/>
+    </w:pPr>
+  </w:style>
+  <w:style w:type="character" w:customStyle="1" w:styleId="HeadingCode">
+    <w:name w:val="Heading Code"/>
+    <w:basedOn w:val="DefaultParagraphFont"/>
+    <w:rPr>
+      <w:rFonts w:ascii="Consolas" w:hAnsi="Consolas" w:cs="Consolas"/>
     </w:rPr>
   </w:style>
   <w:style w:type="character" w:customStyle="1" w:styleId="KeywordTok">
